--- a/Courses/Computer-Modeling-and-IT/Computer-Modeling-and-IT-6-Class/04-OS-and-File-Formats-Exam/04-OS-and-File-Formats-Exam.docx
+++ b/Courses/Computer-Modeling-and-IT/Computer-Modeling-and-IT-6-Class/04-OS-and-File-Formats-Exam/04-OS-and-File-Formats-Exam.docx
@@ -63,9 +63,9 @@
           <w:noProof/>
         </w:rPr>
         <w:drawing>
-          <wp:inline distT="0" distB="0" distL="0" distR="0" wp14:anchorId="5D1D7169" wp14:editId="7438F63A">
-            <wp:extent cx="1076325" cy="482729"/>
-            <wp:effectExtent l="0" t="0" r="0" b="0"/>
+          <wp:inline distT="0" distB="0" distL="0" distR="0" wp14:anchorId="5D1D7169" wp14:editId="7D1D748F">
+            <wp:extent cx="1090777" cy="488843"/>
+            <wp:effectExtent l="0" t="0" r="0" b="6985"/>
             <wp:docPr id="5" name="Picture 4"/>
             <wp:cNvGraphicFramePr>
               <a:graphicFrameLocks xmlns:a="http://schemas.openxmlformats.org/drawingml/2006/main" noChangeAspect="1"/>
@@ -94,7 +94,7 @@
                   <pic:spPr>
                     <a:xfrm>
                       <a:off x="0" y="0"/>
-                      <a:ext cx="1090777" cy="489211"/>
+                      <a:ext cx="1090777" cy="488843"/>
                     </a:xfrm>
                     <a:prstGeom prst="rect">
                       <a:avLst/>
@@ -815,14 +815,12 @@
         </w:rPr>
         <w:t xml:space="preserve">– </w:t>
       </w:r>
-      <w:proofErr w:type="spellStart"/>
       <w:r>
         <w:rPr>
           <w:b/>
         </w:rPr>
         <w:t>pps</w:t>
       </w:r>
-      <w:proofErr w:type="spellEnd"/>
       <w:r>
         <w:rPr>
           <w:lang w:val="bg-BG"/>
